--- a/project/documents/communications/stateofallowcomments.docx
+++ b/project/documents/communications/stateofallowcomments.docx
@@ -1,6 +1,6 @@
 
 <file path=word/document.xml><?xml version="1.0" encoding="utf-8"?>
-<w:document xmlns:wpc="http://schemas.microsoft.com/office/word/2010/wordprocessingCanvas" xmlns:cx="http://schemas.microsoft.com/office/drawing/2014/chartex" xmlns:cx1="http://schemas.microsoft.com/office/drawing/2015/9/8/chartex" xmlns:cx2="http://schemas.microsoft.com/office/drawing/2015/10/21/chartex" xmlns:cx3="http://schemas.microsoft.com/office/drawing/2016/5/9/chartex" xmlns:cx4="http://schemas.microsoft.com/office/drawing/2016/5/10/chartex" xmlns:cx5="http://schemas.microsoft.com/office/drawing/2016/5/11/chartex" xmlns:cx6="http://schemas.microsoft.com/office/drawing/2016/5/12/chartex" xmlns:cx7="http://schemas.microsoft.com/office/drawing/2016/5/13/chartex" xmlns:cx8="http://schemas.microsoft.com/office/drawing/2016/5/14/chartex" xmlns:mc="http://schemas.openxmlformats.org/markup-compatibility/2006" xmlns:aink="http://schemas.microsoft.com/office/drawing/2016/ink" xmlns:am3d="http://schemas.microsoft.com/office/drawing/2017/model3d" xmlns:o="urn:schemas-microsoft-com:office:office" xmlns:oel="http://schemas.microsoft.com/office/2019/extlst" xmlns:r="http://schemas.openxmlformats.org/officeDocument/2006/relationships" xmlns:m="http://schemas.openxmlformats.org/officeDocument/2006/math" xmlns:v="urn:schemas-microsoft-com:vml" xmlns:wp14="http://schemas.microsoft.com/office/word/2010/wordprocessingDrawing" xmlns:wp="http://schemas.openxmlformats.org/drawingml/2006/wordprocessingDrawing" xmlns:w10="urn:schemas-microsoft-com:office:word" xmlns:w="http://schemas.openxmlformats.org/wordprocessingml/2006/main" xmlns:w14="http://schemas.microsoft.com/office/word/2010/wordml" xmlns:w15="http://schemas.microsoft.com/office/word/2012/wordml" xmlns:w16cex="http://schemas.microsoft.com/office/word/2018/wordml/cex" xmlns:w16cid="http://schemas.microsoft.com/office/word/2016/wordml/cid" xmlns:w16="http://schemas.microsoft.com/office/word/2018/wordml" xmlns:w16sdtdh="http://schemas.microsoft.com/office/word/2020/wordml/sdtdatahash" xmlns:w16se="http://schemas.microsoft.com/office/word/2015/wordml/symex" xmlns:wpg="http://schemas.microsoft.com/office/word/2010/wordprocessingGroup" xmlns:wpi="http://schemas.microsoft.com/office/word/2010/wordprocessingInk" xmlns:wne="http://schemas.microsoft.com/office/word/2006/wordml" xmlns:wps="http://schemas.microsoft.com/office/word/2010/wordprocessingShape" mc:Ignorable="w14 w15 w16se w16cid w16 w16cex w16sdtdh wp14">
+<w:document xmlns:wpc="http://schemas.microsoft.com/office/word/2010/wordprocessingCanvas" xmlns:cx="http://schemas.microsoft.com/office/drawing/2014/chartex" xmlns:cx1="http://schemas.microsoft.com/office/drawing/2015/9/8/chartex" xmlns:cx2="http://schemas.microsoft.com/office/drawing/2015/10/21/chartex" xmlns:cx3="http://schemas.microsoft.com/office/drawing/2016/5/9/chartex" xmlns:cx4="http://schemas.microsoft.com/office/drawing/2016/5/10/chartex" xmlns:cx5="http://schemas.microsoft.com/office/drawing/2016/5/11/chartex" xmlns:cx6="http://schemas.microsoft.com/office/drawing/2016/5/12/chartex" xmlns:cx7="http://schemas.microsoft.com/office/drawing/2016/5/13/chartex" xmlns:cx8="http://schemas.microsoft.com/office/drawing/2016/5/14/chartex" xmlns:mc="http://schemas.openxmlformats.org/markup-compatibility/2006" xmlns:aink="http://schemas.microsoft.com/office/drawing/2016/ink" xmlns:am3d="http://schemas.microsoft.com/office/drawing/2017/model3d" xmlns:o="urn:schemas-microsoft-com:office:office" xmlns:oel="http://schemas.microsoft.com/office/2019/extlst" xmlns:r="http://schemas.openxmlformats.org/officeDocument/2006/relationships" xmlns:m="http://schemas.openxmlformats.org/officeDocument/2006/math" xmlns:v="urn:schemas-microsoft-com:vml" xmlns:wp14="http://schemas.microsoft.com/office/word/2010/wordprocessingDrawing" xmlns:wp="http://schemas.openxmlformats.org/drawingml/2006/wordprocessingDrawing" xmlns:w10="urn:schemas-microsoft-com:office:word" xmlns:w="http://schemas.openxmlformats.org/wordprocessingml/2006/main" xmlns:w14="http://schemas.microsoft.com/office/word/2010/wordml" xmlns:w15="http://schemas.microsoft.com/office/word/2012/wordml" xmlns:w16cex="http://schemas.microsoft.com/office/word/2018/wordml/cex" xmlns:w16cid="http://schemas.microsoft.com/office/word/2016/wordml/cid" xmlns:w16="http://schemas.microsoft.com/office/word/2018/wordml" xmlns:w16du="http://schemas.microsoft.com/office/word/2023/wordml/word16du" xmlns:w16sdtdh="http://schemas.microsoft.com/office/word/2020/wordml/sdtdatahash" xmlns:w16sdtfl="http://schemas.microsoft.com/office/word/2024/wordml/sdtformatlock" xmlns:w16se="http://schemas.microsoft.com/office/word/2015/wordml/symex" xmlns:wpg="http://schemas.microsoft.com/office/word/2010/wordprocessingGroup" xmlns:wpi="http://schemas.microsoft.com/office/word/2010/wordprocessingInk" xmlns:wne="http://schemas.microsoft.com/office/word/2006/wordml" xmlns:wps="http://schemas.microsoft.com/office/word/2010/wordprocessingShape" mc:Ignorable="w14 w15 w16se w16cid w16 w16cex w16sdtdh w16sdtfl w16du wp14">
   <w:body>
     <w:p>
       <w:pPr>
@@ -18,7 +18,27 @@
           <w:sz w:val="24"/>
           <w:u w:val="single"/>
         </w:rPr>
-        <w:t>S/N &lt;&lt;serialNo&gt;&gt;</w:t>
+        <w:t>S/N &lt;&lt;</w:t>
+      </w:r>
+      <w:proofErr w:type="spellStart"/>
+      <w:r>
+        <w:rPr>
+          <w:b/>
+          <w:bCs/>
+          <w:sz w:val="24"/>
+          <w:u w:val="single"/>
+        </w:rPr>
+        <w:t>serialNo</w:t>
+      </w:r>
+      <w:proofErr w:type="spellEnd"/>
+      <w:r>
+        <w:rPr>
+          <w:b/>
+          <w:bCs/>
+          <w:sz w:val="24"/>
+          <w:u w:val="single"/>
+        </w:rPr>
+        <w:t>&gt;&gt;</w:t>
       </w:r>
       <w:r>
         <w:rPr>
@@ -85,14 +105,42 @@
           <w:sz w:val="24"/>
         </w:rPr>
         <w:tab/>
-        <w:t>&lt;&lt;inventorEtal&gt;&gt;</w:t>
+        <w:t>&lt;&lt;</w:t>
+      </w:r>
+      <w:proofErr w:type="spellStart"/>
+      <w:r>
+        <w:rPr>
+          <w:sz w:val="24"/>
+        </w:rPr>
+        <w:t>inventorEtal</w:t>
+      </w:r>
+      <w:proofErr w:type="spellEnd"/>
+      <w:r>
+        <w:rPr>
+          <w:sz w:val="24"/>
+        </w:rPr>
+        <w:t>&gt;&gt;</w:t>
       </w:r>
       <w:r>
         <w:rPr>
           <w:sz w:val="24"/>
         </w:rPr>
         <w:tab/>
-        <w:t>Examiner: &lt;&lt;examinerName&gt;&gt;</w:t>
+        <w:t>Examiner: &lt;&lt;</w:t>
+      </w:r>
+      <w:proofErr w:type="spellStart"/>
+      <w:r>
+        <w:rPr>
+          <w:sz w:val="24"/>
+        </w:rPr>
+        <w:t>examinerName</w:t>
+      </w:r>
+      <w:proofErr w:type="spellEnd"/>
+      <w:r>
+        <w:rPr>
+          <w:sz w:val="24"/>
+        </w:rPr>
+        <w:t>&gt;&gt;</w:t>
       </w:r>
     </w:p>
     <w:p>
@@ -117,14 +165,42 @@
           <w:sz w:val="24"/>
         </w:rPr>
         <w:tab/>
-        <w:t>&lt;&lt;serialNo&gt;&gt;</w:t>
+        <w:t>&lt;&lt;</w:t>
+      </w:r>
+      <w:proofErr w:type="spellStart"/>
+      <w:r>
+        <w:rPr>
+          <w:sz w:val="24"/>
+        </w:rPr>
+        <w:t>serialNo</w:t>
+      </w:r>
+      <w:proofErr w:type="spellEnd"/>
+      <w:r>
+        <w:rPr>
+          <w:sz w:val="24"/>
+        </w:rPr>
+        <w:t>&gt;&gt;</w:t>
       </w:r>
       <w:r>
         <w:rPr>
           <w:sz w:val="24"/>
         </w:rPr>
         <w:tab/>
-        <w:t>Group Art Unit: &lt;&lt;artUnit&gt;&gt;</w:t>
+        <w:t>Group Art Unit: &lt;&lt;</w:t>
+      </w:r>
+      <w:proofErr w:type="spellStart"/>
+      <w:r>
+        <w:rPr>
+          <w:sz w:val="24"/>
+        </w:rPr>
+        <w:t>artUnit</w:t>
+      </w:r>
+      <w:proofErr w:type="spellEnd"/>
+      <w:r>
+        <w:rPr>
+          <w:sz w:val="24"/>
+        </w:rPr>
+        <w:t>&gt;&gt;</w:t>
       </w:r>
     </w:p>
     <w:p>
@@ -149,14 +225,42 @@
           <w:sz w:val="24"/>
         </w:rPr>
         <w:tab/>
-        <w:t>&lt;&lt;filedDate&gt;&gt;</w:t>
+        <w:t>&lt;&lt;</w:t>
+      </w:r>
+      <w:proofErr w:type="spellStart"/>
+      <w:r>
+        <w:rPr>
+          <w:sz w:val="24"/>
+        </w:rPr>
+        <w:t>filedDate</w:t>
+      </w:r>
+      <w:proofErr w:type="spellEnd"/>
+      <w:r>
+        <w:rPr>
+          <w:sz w:val="24"/>
+        </w:rPr>
+        <w:t>&gt;&gt;</w:t>
       </w:r>
       <w:r>
         <w:rPr>
           <w:sz w:val="24"/>
         </w:rPr>
         <w:tab/>
-        <w:t>Docket No.: &lt;&lt;matterNo&gt;&gt;</w:t>
+        <w:t>Docket No.: &lt;&lt;</w:t>
+      </w:r>
+      <w:proofErr w:type="spellStart"/>
+      <w:r>
+        <w:rPr>
+          <w:sz w:val="24"/>
+        </w:rPr>
+        <w:t>matterNo</w:t>
+      </w:r>
+      <w:proofErr w:type="spellEnd"/>
+      <w:r>
+        <w:rPr>
+          <w:sz w:val="24"/>
+        </w:rPr>
+        <w:t>&gt;&gt;</w:t>
       </w:r>
     </w:p>
     <w:p>
@@ -177,14 +281,42 @@
         <w:rPr>
           <w:sz w:val="24"/>
         </w:rPr>
-        <w:t>Customer No.: &lt;&lt;custNoCorresp&gt;&gt;</w:t>
+        <w:t>Customer No.: &lt;&lt;</w:t>
+      </w:r>
+      <w:proofErr w:type="spellStart"/>
+      <w:r>
+        <w:rPr>
+          <w:sz w:val="24"/>
+        </w:rPr>
+        <w:t>custNoCorresp</w:t>
+      </w:r>
+      <w:proofErr w:type="spellEnd"/>
+      <w:r>
+        <w:rPr>
+          <w:sz w:val="24"/>
+        </w:rPr>
+        <w:t>&gt;&gt;</w:t>
       </w:r>
       <w:r>
         <w:rPr>
           <w:sz w:val="24"/>
         </w:rPr>
         <w:tab/>
-        <w:t>Confirmation No.: &lt;&lt;confirmNo&gt;&gt;</w:t>
+        <w:t>Confirmation No.: &lt;&lt;</w:t>
+      </w:r>
+      <w:proofErr w:type="spellStart"/>
+      <w:r>
+        <w:rPr>
+          <w:sz w:val="24"/>
+        </w:rPr>
+        <w:t>confirmNo</w:t>
+      </w:r>
+      <w:proofErr w:type="spellEnd"/>
+      <w:r>
+        <w:rPr>
+          <w:sz w:val="24"/>
+        </w:rPr>
+        <w:t>&gt;&gt;</w:t>
       </w:r>
     </w:p>
     <w:p>
@@ -477,22 +609,48 @@
           <w:color w:val="000000"/>
           <w:sz w:val="24"/>
         </w:rPr>
-        <w:t>&lt;&lt;allowType&gt;&gt;</w:t>
-      </w:r>
+        <w:t>&lt;&lt;</w:t>
+      </w:r>
+      <w:proofErr w:type="spellStart"/>
       <w:r>
         <w:rPr>
           <w:iCs/>
           <w:color w:val="000000"/>
           <w:sz w:val="24"/>
         </w:rPr>
+        <w:t>allowType</w:t>
+      </w:r>
+      <w:proofErr w:type="spellEnd"/>
+      <w:r>
+        <w:rPr>
+          <w:iCs/>
+          <w:color w:val="000000"/>
+          <w:sz w:val="24"/>
+        </w:rPr>
+        <w:t>&gt;&gt;</w:t>
+      </w:r>
+      <w:r>
+        <w:rPr>
+          <w:iCs/>
+          <w:color w:val="000000"/>
+          <w:sz w:val="24"/>
+        </w:rPr>
         <w:t xml:space="preserve"> dated </w:t>
       </w:r>
       <w:r>
         <w:rPr>
           <w:sz w:val="24"/>
         </w:rPr>
-        <w:t>&lt;&lt;dateNALL</w:t>
-      </w:r>
+        <w:t>&lt;&lt;</w:t>
+      </w:r>
+      <w:proofErr w:type="spellStart"/>
+      <w:r>
+        <w:rPr>
+          <w:sz w:val="24"/>
+        </w:rPr>
+        <w:t>dateNALL</w:t>
+      </w:r>
+      <w:proofErr w:type="spellEnd"/>
       <w:r>
         <w:rPr>
           <w:sz w:val="24"/>
@@ -619,7 +777,21 @@
         <w:rPr>
           <w:sz w:val="24"/>
         </w:rPr>
-        <w:t>&lt;&lt;depAccount&gt;&gt;</w:t>
+        <w:t>&lt;&lt;</w:t>
+      </w:r>
+      <w:proofErr w:type="spellStart"/>
+      <w:r>
+        <w:rPr>
+          <w:sz w:val="24"/>
+        </w:rPr>
+        <w:t>depAccount</w:t>
+      </w:r>
+      <w:proofErr w:type="spellEnd"/>
+      <w:r>
+        <w:rPr>
+          <w:sz w:val="24"/>
+        </w:rPr>
+        <w:t>&gt;&gt;</w:t>
       </w:r>
       <w:r>
         <w:rPr>
@@ -746,7 +918,21 @@
         <w:rPr>
           <w:sz w:val="24"/>
         </w:rPr>
-        <w:t>&lt;&lt;SAPhone&gt;&gt;</w:t>
+        <w:t>&lt;&lt;</w:t>
+      </w:r>
+      <w:proofErr w:type="spellStart"/>
+      <w:r>
+        <w:rPr>
+          <w:sz w:val="24"/>
+        </w:rPr>
+        <w:t>SAPhone</w:t>
+      </w:r>
+      <w:proofErr w:type="spellEnd"/>
+      <w:r>
+        <w:rPr>
+          <w:sz w:val="24"/>
+        </w:rPr>
+        <w:t>&gt;&gt;</w:t>
       </w:r>
     </w:p>
     <w:p>
@@ -771,7 +957,21 @@
           <w:sz w:val="24"/>
         </w:rPr>
         <w:tab/>
-        <w:t>&lt;&lt;signatureDate&gt;&gt;</w:t>
+        <w:t>&lt;&lt;</w:t>
+      </w:r>
+      <w:proofErr w:type="spellStart"/>
+      <w:r>
+        <w:rPr>
+          <w:sz w:val="24"/>
+        </w:rPr>
+        <w:t>signatureDate</w:t>
+      </w:r>
+      <w:proofErr w:type="spellEnd"/>
+      <w:r>
+        <w:rPr>
+          <w:sz w:val="24"/>
+        </w:rPr>
+        <w:t>&gt;&gt;</w:t>
       </w:r>
       <w:r>
         <w:rPr>
@@ -790,7 +990,23 @@
           <w:sz w:val="32"/>
           <w:szCs w:val="32"/>
         </w:rPr>
-        <w:t>&lt;&lt;echoSignature&gt;&gt;</w:t>
+        <w:t>&lt;&lt;</w:t>
+      </w:r>
+      <w:proofErr w:type="spellStart"/>
+      <w:r>
+        <w:rPr>
+          <w:sz w:val="32"/>
+          <w:szCs w:val="32"/>
+        </w:rPr>
+        <w:t>echoSignature</w:t>
+      </w:r>
+      <w:proofErr w:type="spellEnd"/>
+      <w:r>
+        <w:rPr>
+          <w:sz w:val="32"/>
+          <w:szCs w:val="32"/>
+        </w:rPr>
+        <w:t>&gt;&gt;</w:t>
       </w:r>
     </w:p>
     <w:p>
@@ -828,7 +1044,23 @@
           <w:rFonts w:cs="Arial"/>
           <w:sz w:val="24"/>
         </w:rPr>
-        <w:t>&lt;&lt;SAName&gt;&gt;</w:t>
+        <w:t>&lt;&lt;</w:t>
+      </w:r>
+      <w:proofErr w:type="spellStart"/>
+      <w:r>
+        <w:rPr>
+          <w:rFonts w:cs="Arial"/>
+          <w:sz w:val="24"/>
+        </w:rPr>
+        <w:t>SAName</w:t>
+      </w:r>
+      <w:proofErr w:type="spellEnd"/>
+      <w:r>
+        <w:rPr>
+          <w:rFonts w:cs="Arial"/>
+          <w:sz w:val="24"/>
+        </w:rPr>
+        <w:t>&gt;&gt;</w:t>
       </w:r>
     </w:p>
     <w:p>
@@ -850,16 +1082,24 @@
           <w:rFonts w:cs="Arial"/>
           <w:sz w:val="24"/>
         </w:rPr>
-        <w:t>&lt;&lt;SARegNo&gt;&gt;</w:t>
-      </w:r>
-    </w:p>
-    <w:p>
-      <w:pPr>
-        <w:rPr>
-          <w:sz w:val="16"/>
-          <w:szCs w:val="16"/>
-        </w:rPr>
-      </w:pPr>
+        <w:t>&lt;&lt;</w:t>
+      </w:r>
+      <w:proofErr w:type="spellStart"/>
+      <w:r>
+        <w:rPr>
+          <w:rFonts w:cs="Arial"/>
+          <w:sz w:val="24"/>
+        </w:rPr>
+        <w:t>SARegNo</w:t>
+      </w:r>
+      <w:proofErr w:type="spellEnd"/>
+      <w:r>
+        <w:rPr>
+          <w:rFonts w:cs="Arial"/>
+          <w:sz w:val="24"/>
+        </w:rPr>
+        <w:t>&gt;&gt;</w:t>
+      </w:r>
     </w:p>
     <w:sectPr>
       <w:headerReference w:type="default" r:id="rId6"/>
@@ -878,7 +1118,7 @@
 </file>
 
 <file path=word/endnotes.xml><?xml version="1.0" encoding="utf-8"?>
-<w:endnotes xmlns:wpc="http://schemas.microsoft.com/office/word/2010/wordprocessingCanvas" xmlns:cx="http://schemas.microsoft.com/office/drawing/2014/chartex" xmlns:cx1="http://schemas.microsoft.com/office/drawing/2015/9/8/chartex" xmlns:cx2="http://schemas.microsoft.com/office/drawing/2015/10/21/chartex" xmlns:cx3="http://schemas.microsoft.com/office/drawing/2016/5/9/chartex" xmlns:cx4="http://schemas.microsoft.com/office/drawing/2016/5/10/chartex" xmlns:cx5="http://schemas.microsoft.com/office/drawing/2016/5/11/chartex" xmlns:cx6="http://schemas.microsoft.com/office/drawing/2016/5/12/chartex" xmlns:cx7="http://schemas.microsoft.com/office/drawing/2016/5/13/chartex" xmlns:cx8="http://schemas.microsoft.com/office/drawing/2016/5/14/chartex" xmlns:mc="http://schemas.openxmlformats.org/markup-compatibility/2006" xmlns:aink="http://schemas.microsoft.com/office/drawing/2016/ink" xmlns:am3d="http://schemas.microsoft.com/office/drawing/2017/model3d" xmlns:o="urn:schemas-microsoft-com:office:office" xmlns:oel="http://schemas.microsoft.com/office/2019/extlst" xmlns:r="http://schemas.openxmlformats.org/officeDocument/2006/relationships" xmlns:m="http://schemas.openxmlformats.org/officeDocument/2006/math" xmlns:v="urn:schemas-microsoft-com:vml" xmlns:wp14="http://schemas.microsoft.com/office/word/2010/wordprocessingDrawing" xmlns:wp="http://schemas.openxmlformats.org/drawingml/2006/wordprocessingDrawing" xmlns:w10="urn:schemas-microsoft-com:office:word" xmlns:w="http://schemas.openxmlformats.org/wordprocessingml/2006/main" xmlns:w14="http://schemas.microsoft.com/office/word/2010/wordml" xmlns:w15="http://schemas.microsoft.com/office/word/2012/wordml" xmlns:w16cex="http://schemas.microsoft.com/office/word/2018/wordml/cex" xmlns:w16cid="http://schemas.microsoft.com/office/word/2016/wordml/cid" xmlns:w16="http://schemas.microsoft.com/office/word/2018/wordml" xmlns:w16sdtdh="http://schemas.microsoft.com/office/word/2020/wordml/sdtdatahash" xmlns:w16se="http://schemas.microsoft.com/office/word/2015/wordml/symex" xmlns:wpg="http://schemas.microsoft.com/office/word/2010/wordprocessingGroup" xmlns:wpi="http://schemas.microsoft.com/office/word/2010/wordprocessingInk" xmlns:wne="http://schemas.microsoft.com/office/word/2006/wordml" xmlns:wps="http://schemas.microsoft.com/office/word/2010/wordprocessingShape" mc:Ignorable="w14 w15 w16se w16cid w16 w16cex w16sdtdh wp14">
+<w:endnotes xmlns:wpc="http://schemas.microsoft.com/office/word/2010/wordprocessingCanvas" xmlns:cx="http://schemas.microsoft.com/office/drawing/2014/chartex" xmlns:cx1="http://schemas.microsoft.com/office/drawing/2015/9/8/chartex" xmlns:cx2="http://schemas.microsoft.com/office/drawing/2015/10/21/chartex" xmlns:cx3="http://schemas.microsoft.com/office/drawing/2016/5/9/chartex" xmlns:cx4="http://schemas.microsoft.com/office/drawing/2016/5/10/chartex" xmlns:cx5="http://schemas.microsoft.com/office/drawing/2016/5/11/chartex" xmlns:cx6="http://schemas.microsoft.com/office/drawing/2016/5/12/chartex" xmlns:cx7="http://schemas.microsoft.com/office/drawing/2016/5/13/chartex" xmlns:cx8="http://schemas.microsoft.com/office/drawing/2016/5/14/chartex" xmlns:mc="http://schemas.openxmlformats.org/markup-compatibility/2006" xmlns:aink="http://schemas.microsoft.com/office/drawing/2016/ink" xmlns:am3d="http://schemas.microsoft.com/office/drawing/2017/model3d" xmlns:o="urn:schemas-microsoft-com:office:office" xmlns:oel="http://schemas.microsoft.com/office/2019/extlst" xmlns:r="http://schemas.openxmlformats.org/officeDocument/2006/relationships" xmlns:m="http://schemas.openxmlformats.org/officeDocument/2006/math" xmlns:v="urn:schemas-microsoft-com:vml" xmlns:wp14="http://schemas.microsoft.com/office/word/2010/wordprocessingDrawing" xmlns:wp="http://schemas.openxmlformats.org/drawingml/2006/wordprocessingDrawing" xmlns:w10="urn:schemas-microsoft-com:office:word" xmlns:w="http://schemas.openxmlformats.org/wordprocessingml/2006/main" xmlns:w14="http://schemas.microsoft.com/office/word/2010/wordml" xmlns:w15="http://schemas.microsoft.com/office/word/2012/wordml" xmlns:w16cex="http://schemas.microsoft.com/office/word/2018/wordml/cex" xmlns:w16cid="http://schemas.microsoft.com/office/word/2016/wordml/cid" xmlns:w16="http://schemas.microsoft.com/office/word/2018/wordml" xmlns:w16du="http://schemas.microsoft.com/office/word/2023/wordml/word16du" xmlns:w16sdtdh="http://schemas.microsoft.com/office/word/2020/wordml/sdtdatahash" xmlns:w16sdtfl="http://schemas.microsoft.com/office/word/2024/wordml/sdtformatlock" xmlns:w16se="http://schemas.microsoft.com/office/word/2015/wordml/symex" xmlns:wpg="http://schemas.microsoft.com/office/word/2010/wordprocessingGroup" xmlns:wpi="http://schemas.microsoft.com/office/word/2010/wordprocessingInk" xmlns:wne="http://schemas.microsoft.com/office/word/2006/wordml" xmlns:wps="http://schemas.microsoft.com/office/word/2010/wordprocessingShape" mc:Ignorable="w14 w15 w16se w16cid w16 w16cex w16sdtdh w16sdtfl w16du wp14">
   <w:endnote w:type="separator" w:id="-1">
     <w:p>
       <w:r>
@@ -897,7 +1137,7 @@
 </file>
 
 <file path=word/footnotes.xml><?xml version="1.0" encoding="utf-8"?>
-<w:footnotes xmlns:wpc="http://schemas.microsoft.com/office/word/2010/wordprocessingCanvas" xmlns:cx="http://schemas.microsoft.com/office/drawing/2014/chartex" xmlns:cx1="http://schemas.microsoft.com/office/drawing/2015/9/8/chartex" xmlns:cx2="http://schemas.microsoft.com/office/drawing/2015/10/21/chartex" xmlns:cx3="http://schemas.microsoft.com/office/drawing/2016/5/9/chartex" xmlns:cx4="http://schemas.microsoft.com/office/drawing/2016/5/10/chartex" xmlns:cx5="http://schemas.microsoft.com/office/drawing/2016/5/11/chartex" xmlns:cx6="http://schemas.microsoft.com/office/drawing/2016/5/12/chartex" xmlns:cx7="http://schemas.microsoft.com/office/drawing/2016/5/13/chartex" xmlns:cx8="http://schemas.microsoft.com/office/drawing/2016/5/14/chartex" xmlns:mc="http://schemas.openxmlformats.org/markup-compatibility/2006" xmlns:aink="http://schemas.microsoft.com/office/drawing/2016/ink" xmlns:am3d="http://schemas.microsoft.com/office/drawing/2017/model3d" xmlns:o="urn:schemas-microsoft-com:office:office" xmlns:oel="http://schemas.microsoft.com/office/2019/extlst" xmlns:r="http://schemas.openxmlformats.org/officeDocument/2006/relationships" xmlns:m="http://schemas.openxmlformats.org/officeDocument/2006/math" xmlns:v="urn:schemas-microsoft-com:vml" xmlns:wp14="http://schemas.microsoft.com/office/word/2010/wordprocessingDrawing" xmlns:wp="http://schemas.openxmlformats.org/drawingml/2006/wordprocessingDrawing" xmlns:w10="urn:schemas-microsoft-com:office:word" xmlns:w="http://schemas.openxmlformats.org/wordprocessingml/2006/main" xmlns:w14="http://schemas.microsoft.com/office/word/2010/wordml" xmlns:w15="http://schemas.microsoft.com/office/word/2012/wordml" xmlns:w16cex="http://schemas.microsoft.com/office/word/2018/wordml/cex" xmlns:w16cid="http://schemas.microsoft.com/office/word/2016/wordml/cid" xmlns:w16="http://schemas.microsoft.com/office/word/2018/wordml" xmlns:w16sdtdh="http://schemas.microsoft.com/office/word/2020/wordml/sdtdatahash" xmlns:w16se="http://schemas.microsoft.com/office/word/2015/wordml/symex" xmlns:wpg="http://schemas.microsoft.com/office/word/2010/wordprocessingGroup" xmlns:wpi="http://schemas.microsoft.com/office/word/2010/wordprocessingInk" xmlns:wne="http://schemas.microsoft.com/office/word/2006/wordml" xmlns:wps="http://schemas.microsoft.com/office/word/2010/wordprocessingShape" mc:Ignorable="w14 w15 w16se w16cid w16 w16cex w16sdtdh wp14">
+<w:footnotes xmlns:wpc="http://schemas.microsoft.com/office/word/2010/wordprocessingCanvas" xmlns:cx="http://schemas.microsoft.com/office/drawing/2014/chartex" xmlns:cx1="http://schemas.microsoft.com/office/drawing/2015/9/8/chartex" xmlns:cx2="http://schemas.microsoft.com/office/drawing/2015/10/21/chartex" xmlns:cx3="http://schemas.microsoft.com/office/drawing/2016/5/9/chartex" xmlns:cx4="http://schemas.microsoft.com/office/drawing/2016/5/10/chartex" xmlns:cx5="http://schemas.microsoft.com/office/drawing/2016/5/11/chartex" xmlns:cx6="http://schemas.microsoft.com/office/drawing/2016/5/12/chartex" xmlns:cx7="http://schemas.microsoft.com/office/drawing/2016/5/13/chartex" xmlns:cx8="http://schemas.microsoft.com/office/drawing/2016/5/14/chartex" xmlns:mc="http://schemas.openxmlformats.org/markup-compatibility/2006" xmlns:aink="http://schemas.microsoft.com/office/drawing/2016/ink" xmlns:am3d="http://schemas.microsoft.com/office/drawing/2017/model3d" xmlns:o="urn:schemas-microsoft-com:office:office" xmlns:oel="http://schemas.microsoft.com/office/2019/extlst" xmlns:r="http://schemas.openxmlformats.org/officeDocument/2006/relationships" xmlns:m="http://schemas.openxmlformats.org/officeDocument/2006/math" xmlns:v="urn:schemas-microsoft-com:vml" xmlns:wp14="http://schemas.microsoft.com/office/word/2010/wordprocessingDrawing" xmlns:wp="http://schemas.openxmlformats.org/drawingml/2006/wordprocessingDrawing" xmlns:w10="urn:schemas-microsoft-com:office:word" xmlns:w="http://schemas.openxmlformats.org/wordprocessingml/2006/main" xmlns:w14="http://schemas.microsoft.com/office/word/2010/wordml" xmlns:w15="http://schemas.microsoft.com/office/word/2012/wordml" xmlns:w16cex="http://schemas.microsoft.com/office/word/2018/wordml/cex" xmlns:w16cid="http://schemas.microsoft.com/office/word/2016/wordml/cid" xmlns:w16="http://schemas.microsoft.com/office/word/2018/wordml" xmlns:w16du="http://schemas.microsoft.com/office/word/2023/wordml/word16du" xmlns:w16sdtdh="http://schemas.microsoft.com/office/word/2020/wordml/sdtdatahash" xmlns:w16sdtfl="http://schemas.microsoft.com/office/word/2024/wordml/sdtformatlock" xmlns:w16se="http://schemas.microsoft.com/office/word/2015/wordml/symex" xmlns:wpg="http://schemas.microsoft.com/office/word/2010/wordprocessingGroup" xmlns:wpi="http://schemas.microsoft.com/office/word/2010/wordprocessingInk" xmlns:wne="http://schemas.microsoft.com/office/word/2006/wordml" xmlns:wps="http://schemas.microsoft.com/office/word/2010/wordprocessingShape" mc:Ignorable="w14 w15 w16se w16cid w16 w16cex w16sdtdh w16sdtfl w16du wp14">
   <w:footnote w:type="separator" w:id="-1">
     <w:p>
       <w:r>
@@ -916,7 +1156,7 @@
 </file>
 
 <file path=word/header1.xml><?xml version="1.0" encoding="utf-8"?>
-<w:hdr xmlns:wpc="http://schemas.microsoft.com/office/word/2010/wordprocessingCanvas" xmlns:cx="http://schemas.microsoft.com/office/drawing/2014/chartex" xmlns:cx1="http://schemas.microsoft.com/office/drawing/2015/9/8/chartex" xmlns:cx2="http://schemas.microsoft.com/office/drawing/2015/10/21/chartex" xmlns:cx3="http://schemas.microsoft.com/office/drawing/2016/5/9/chartex" xmlns:cx4="http://schemas.microsoft.com/office/drawing/2016/5/10/chartex" xmlns:cx5="http://schemas.microsoft.com/office/drawing/2016/5/11/chartex" xmlns:cx6="http://schemas.microsoft.com/office/drawing/2016/5/12/chartex" xmlns:cx7="http://schemas.microsoft.com/office/drawing/2016/5/13/chartex" xmlns:cx8="http://schemas.microsoft.com/office/drawing/2016/5/14/chartex" xmlns:mc="http://schemas.openxmlformats.org/markup-compatibility/2006" xmlns:aink="http://schemas.microsoft.com/office/drawing/2016/ink" xmlns:am3d="http://schemas.microsoft.com/office/drawing/2017/model3d" xmlns:o="urn:schemas-microsoft-com:office:office" xmlns:oel="http://schemas.microsoft.com/office/2019/extlst" xmlns:r="http://schemas.openxmlformats.org/officeDocument/2006/relationships" xmlns:m="http://schemas.openxmlformats.org/officeDocument/2006/math" xmlns:v="urn:schemas-microsoft-com:vml" xmlns:wp14="http://schemas.microsoft.com/office/word/2010/wordprocessingDrawing" xmlns:wp="http://schemas.openxmlformats.org/drawingml/2006/wordprocessingDrawing" xmlns:w10="urn:schemas-microsoft-com:office:word" xmlns:w="http://schemas.openxmlformats.org/wordprocessingml/2006/main" xmlns:w14="http://schemas.microsoft.com/office/word/2010/wordml" xmlns:w15="http://schemas.microsoft.com/office/word/2012/wordml" xmlns:w16cex="http://schemas.microsoft.com/office/word/2018/wordml/cex" xmlns:w16cid="http://schemas.microsoft.com/office/word/2016/wordml/cid" xmlns:w16="http://schemas.microsoft.com/office/word/2018/wordml" xmlns:w16sdtdh="http://schemas.microsoft.com/office/word/2020/wordml/sdtdatahash" xmlns:w16se="http://schemas.microsoft.com/office/word/2015/wordml/symex" xmlns:wpg="http://schemas.microsoft.com/office/word/2010/wordprocessingGroup" xmlns:wpi="http://schemas.microsoft.com/office/word/2010/wordprocessingInk" xmlns:wne="http://schemas.microsoft.com/office/word/2006/wordml" xmlns:wps="http://schemas.microsoft.com/office/word/2010/wordprocessingShape" mc:Ignorable="w14 w15 w16se w16cid w16 w16cex w16sdtdh wp14">
+<w:hdr xmlns:wpc="http://schemas.microsoft.com/office/word/2010/wordprocessingCanvas" xmlns:cx="http://schemas.microsoft.com/office/drawing/2014/chartex" xmlns:cx1="http://schemas.microsoft.com/office/drawing/2015/9/8/chartex" xmlns:cx2="http://schemas.microsoft.com/office/drawing/2015/10/21/chartex" xmlns:cx3="http://schemas.microsoft.com/office/drawing/2016/5/9/chartex" xmlns:cx4="http://schemas.microsoft.com/office/drawing/2016/5/10/chartex" xmlns:cx5="http://schemas.microsoft.com/office/drawing/2016/5/11/chartex" xmlns:cx6="http://schemas.microsoft.com/office/drawing/2016/5/12/chartex" xmlns:cx7="http://schemas.microsoft.com/office/drawing/2016/5/13/chartex" xmlns:cx8="http://schemas.microsoft.com/office/drawing/2016/5/14/chartex" xmlns:mc="http://schemas.openxmlformats.org/markup-compatibility/2006" xmlns:aink="http://schemas.microsoft.com/office/drawing/2016/ink" xmlns:am3d="http://schemas.microsoft.com/office/drawing/2017/model3d" xmlns:o="urn:schemas-microsoft-com:office:office" xmlns:oel="http://schemas.microsoft.com/office/2019/extlst" xmlns:r="http://schemas.openxmlformats.org/officeDocument/2006/relationships" xmlns:m="http://schemas.openxmlformats.org/officeDocument/2006/math" xmlns:v="urn:schemas-microsoft-com:vml" xmlns:wp14="http://schemas.microsoft.com/office/word/2010/wordprocessingDrawing" xmlns:wp="http://schemas.openxmlformats.org/drawingml/2006/wordprocessingDrawing" xmlns:w10="urn:schemas-microsoft-com:office:word" xmlns:w="http://schemas.openxmlformats.org/wordprocessingml/2006/main" xmlns:w14="http://schemas.microsoft.com/office/word/2010/wordml" xmlns:w15="http://schemas.microsoft.com/office/word/2012/wordml" xmlns:w16cex="http://schemas.microsoft.com/office/word/2018/wordml/cex" xmlns:w16cid="http://schemas.microsoft.com/office/word/2016/wordml/cid" xmlns:w16="http://schemas.microsoft.com/office/word/2018/wordml" xmlns:w16du="http://schemas.microsoft.com/office/word/2023/wordml/word16du" xmlns:w16sdtdh="http://schemas.microsoft.com/office/word/2020/wordml/sdtdatahash" xmlns:w16sdtfl="http://schemas.microsoft.com/office/word/2024/wordml/sdtformatlock" xmlns:w16se="http://schemas.microsoft.com/office/word/2015/wordml/symex" xmlns:wpg="http://schemas.microsoft.com/office/word/2010/wordprocessingGroup" xmlns:wpi="http://schemas.microsoft.com/office/word/2010/wordprocessingInk" xmlns:wne="http://schemas.microsoft.com/office/word/2006/wordml" xmlns:wps="http://schemas.microsoft.com/office/word/2010/wordprocessingShape" mc:Ignorable="w14 w15 w16se w16cid w16 w16cex w16sdtdh w16sdtfl w16du wp14">
   <w:p>
     <w:pPr>
       <w:tabs>
@@ -936,8 +1176,9 @@
         <w:sz w:val="16"/>
         <w:szCs w:val="16"/>
       </w:rPr>
-      <w:t>&lt;&lt;headerText&gt;&gt;</w:t>
+      <w:t>&lt;&lt;</w:t>
     </w:r>
+    <w:proofErr w:type="spellStart"/>
     <w:r>
       <w:rPr>
         <w:b/>
@@ -945,8 +1186,9 @@
         <w:sz w:val="16"/>
         <w:szCs w:val="16"/>
       </w:rPr>
-      <w:tab/>
+      <w:t>headerText</w:t>
     </w:r>
+    <w:proofErr w:type="spellEnd"/>
     <w:r>
       <w:rPr>
         <w:b/>
@@ -954,8 +1196,7 @@
         <w:sz w:val="16"/>
         <w:szCs w:val="16"/>
       </w:rPr>
-      <w:tab/>
-      <w:t xml:space="preserve">Page </w:t>
+      <w:t>&gt;&gt;</w:t>
     </w:r>
     <w:r>
       <w:rPr>
@@ -964,44 +1205,7 @@
         <w:sz w:val="16"/>
         <w:szCs w:val="16"/>
       </w:rPr>
-      <w:fldChar w:fldCharType="begin"/>
-    </w:r>
-    <w:r>
-      <w:rPr>
-        <w:b/>
-        <w:bCs/>
-        <w:sz w:val="16"/>
-        <w:szCs w:val="16"/>
-      </w:rPr>
-      <w:instrText xml:space="preserve">PAGE </w:instrText>
-    </w:r>
-    <w:r>
-      <w:rPr>
-        <w:b/>
-        <w:bCs/>
-        <w:sz w:val="16"/>
-        <w:szCs w:val="16"/>
-      </w:rPr>
-      <w:fldChar w:fldCharType="separate"/>
-    </w:r>
-    <w:r>
-      <w:rPr>
-        <w:b/>
-        <w:bCs/>
-        <w:noProof/>
-        <w:sz w:val="16"/>
-        <w:szCs w:val="16"/>
-      </w:rPr>
-      <w:t>2</w:t>
-    </w:r>
-    <w:r>
-      <w:rPr>
-        <w:b/>
-        <w:bCs/>
-        <w:sz w:val="16"/>
-        <w:szCs w:val="16"/>
-      </w:rPr>
-      <w:fldChar w:fldCharType="end"/>
+      <w:t xml:space="preserve">                                                                                                                                              Page 2</w:t>
     </w:r>
   </w:p>
   <w:p>
@@ -1020,15 +1224,69 @@
         <w:sz w:val="16"/>
         <w:szCs w:val="16"/>
       </w:rPr>
-      <w:t>Serial Number: &lt;&lt;serialNo&gt;&gt;</w:t>
+      <w:t>Serial Number: &lt;&lt;</w:t>
+    </w:r>
+    <w:proofErr w:type="spellStart"/>
+    <w:r>
+      <w:rPr>
+        <w:sz w:val="16"/>
+        <w:szCs w:val="16"/>
+      </w:rPr>
+      <w:t>serialNo</w:t>
+    </w:r>
+    <w:proofErr w:type="spellEnd"/>
+    <w:r>
+      <w:rPr>
+        <w:sz w:val="16"/>
+        <w:szCs w:val="16"/>
+      </w:rPr>
+      <w:t>&gt;&gt;</w:t>
     </w:r>
     <w:r>
       <w:rPr>
         <w:sz w:val="16"/>
         <w:szCs w:val="16"/>
       </w:rPr>
+      <w:t xml:space="preserve">                                                      </w:t>
+    </w:r>
+    <w:r>
+      <w:rPr>
+        <w:sz w:val="16"/>
+        <w:szCs w:val="16"/>
+      </w:rPr>
       <w:tab/>
-      <w:t>Dkt: &lt;&lt;matterNo&gt;&gt;</w:t>
+    </w:r>
+    <w:proofErr w:type="spellStart"/>
+    <w:r>
+      <w:rPr>
+        <w:sz w:val="16"/>
+        <w:szCs w:val="16"/>
+      </w:rPr>
+      <w:t>Dkt</w:t>
+    </w:r>
+    <w:proofErr w:type="spellEnd"/>
+    <w:r>
+      <w:rPr>
+        <w:sz w:val="16"/>
+        <w:szCs w:val="16"/>
+      </w:rPr>
+      <w:t>: &lt;&lt;</w:t>
+    </w:r>
+    <w:proofErr w:type="spellStart"/>
+    <w:r>
+      <w:rPr>
+        <w:sz w:val="16"/>
+        <w:szCs w:val="16"/>
+      </w:rPr>
+      <w:t>matterNo</w:t>
+    </w:r>
+    <w:proofErr w:type="spellEnd"/>
+    <w:r>
+      <w:rPr>
+        <w:sz w:val="16"/>
+        <w:szCs w:val="16"/>
+      </w:rPr>
+      <w:t>&gt;&gt;</w:t>
     </w:r>
   </w:p>
   <w:p>
@@ -1044,7 +1302,23 @@
         <w:sz w:val="16"/>
         <w:szCs w:val="16"/>
       </w:rPr>
-      <w:t>Filing Date: &lt;&lt;filedDate&gt;&gt;</w:t>
+      <w:t>Filing Date: &lt;&lt;</w:t>
+    </w:r>
+    <w:proofErr w:type="spellStart"/>
+    <w:r>
+      <w:rPr>
+        <w:sz w:val="16"/>
+        <w:szCs w:val="16"/>
+      </w:rPr>
+      <w:t>filedDate</w:t>
+    </w:r>
+    <w:proofErr w:type="spellEnd"/>
+    <w:r>
+      <w:rPr>
+        <w:sz w:val="16"/>
+        <w:szCs w:val="16"/>
+      </w:rPr>
+      <w:t>&gt;&gt;</w:t>
     </w:r>
   </w:p>
   <w:p>
@@ -1171,7 +1445,7 @@
 </file>
 
 <file path=word/styles.xml><?xml version="1.0" encoding="utf-8"?>
-<w:styles xmlns:mc="http://schemas.openxmlformats.org/markup-compatibility/2006" xmlns:r="http://schemas.openxmlformats.org/officeDocument/2006/relationships" xmlns:w="http://schemas.openxmlformats.org/wordprocessingml/2006/main" xmlns:w14="http://schemas.microsoft.com/office/word/2010/wordml" xmlns:w15="http://schemas.microsoft.com/office/word/2012/wordml" xmlns:w16cex="http://schemas.microsoft.com/office/word/2018/wordml/cex" xmlns:w16cid="http://schemas.microsoft.com/office/word/2016/wordml/cid" xmlns:w16="http://schemas.microsoft.com/office/word/2018/wordml" xmlns:w16sdtdh="http://schemas.microsoft.com/office/word/2020/wordml/sdtdatahash" xmlns:w16se="http://schemas.microsoft.com/office/word/2015/wordml/symex" mc:Ignorable="w14 w15 w16se w16cid w16 w16cex w16sdtdh">
+<w:styles xmlns:mc="http://schemas.openxmlformats.org/markup-compatibility/2006" xmlns:r="http://schemas.openxmlformats.org/officeDocument/2006/relationships" xmlns:w="http://schemas.openxmlformats.org/wordprocessingml/2006/main" xmlns:w14="http://schemas.microsoft.com/office/word/2010/wordml" xmlns:w15="http://schemas.microsoft.com/office/word/2012/wordml" xmlns:w16cex="http://schemas.microsoft.com/office/word/2018/wordml/cex" xmlns:w16cid="http://schemas.microsoft.com/office/word/2016/wordml/cid" xmlns:w16="http://schemas.microsoft.com/office/word/2018/wordml" xmlns:w16du="http://schemas.microsoft.com/office/word/2023/wordml/word16du" xmlns:w16sdtdh="http://schemas.microsoft.com/office/word/2020/wordml/sdtdatahash" xmlns:w16sdtfl="http://schemas.microsoft.com/office/word/2024/wordml/sdtformatlock" xmlns:w16se="http://schemas.microsoft.com/office/word/2015/wordml/symex" mc:Ignorable="w14 w15 w16se w16cid w16 w16cex w16sdtdh w16sdtfl w16du">
   <w:docDefaults>
     <w:rPrDefault>
       <w:rPr>
